--- a/lab4/lab4.docx
+++ b/lab4/lab4.docx
@@ -52,18 +52,26 @@
       </w:r>
       <w:proofErr w:type="gramEnd"/>
       <w:r>
-        <w:t xml:space="preserve"> in development when used at a larger scale or for mission critical purposes (like flying a plane) the memory leaks will be a lot more significant and cause major issues (and even fatal in the plane example). Furthermore, correcting an issue later when it is a major issue is a whole lot more expensive and time consuming than correcting it early on</w:t>
-      </w:r>
-      <w:r>
-        <w:t xml:space="preserve"> (again, using the plane example: financially </w:t>
+        <w:t xml:space="preserve"> in development when used at a larger scale or for mission critical purposes (like flying a plane) the memory leaks will be </w:t>
       </w:r>
       <w:proofErr w:type="gramStart"/>
       <w:r>
-        <w:t>compensating  and</w:t>
+        <w:t>a lot</w:t>
       </w:r>
       <w:proofErr w:type="gramEnd"/>
       <w:r>
-        <w:t xml:space="preserve"> correcting a crashed plane is a lot more difficult than simply fixing the issue that caused the plane to crash early on)</w:t>
+        <w:t xml:space="preserve"> more significant and cause </w:t>
+      </w:r>
+      <w:proofErr w:type="gramStart"/>
+      <w:r>
+        <w:t>major issues</w:t>
+      </w:r>
+      <w:proofErr w:type="gramEnd"/>
+      <w:r>
+        <w:t xml:space="preserve"> (and even fatal in the plane example). Furthermore, correcting an issue later when it is a major issue is a whole lot more expensive and time consuming than correcting it early on</w:t>
+      </w:r>
+      <w:r>
+        <w:t xml:space="preserve"> (again, using the plane example: financially compensating  and correcting a crashed plane is a lot more difficult than simply fixing the issue that caused the plane to crash early on)</w:t>
       </w:r>
       <w:r>
         <w:t>.</w:t>
@@ -87,15 +95,31 @@
       </w:r>
       <w:proofErr w:type="gramEnd"/>
       <w:r>
-        <w:t xml:space="preserve"> a solution. Overall, immature technologies and/or dev teams have too much uncertainty. It is difficult to test large software systems </w:t>
+        <w:t xml:space="preserve"> a solution. Overall, immature technologies and/or dev teams have too much uncertainty. It is difficult to </w:t>
       </w:r>
       <w:proofErr w:type="gramStart"/>
       <w:r>
+        <w:t>test</w:t>
+      </w:r>
+      <w:proofErr w:type="gramEnd"/>
+      <w:r>
+        <w:t xml:space="preserve"> large software systems </w:t>
+      </w:r>
+      <w:proofErr w:type="gramStart"/>
+      <w:r>
         <w:t>for the reason that</w:t>
       </w:r>
       <w:proofErr w:type="gramEnd"/>
       <w:r>
-        <w:t xml:space="preserve"> large systems can consist of millions of lines of code, multiple teams, and many components. As project size increases, complexity grows nonlinearly. Even if each component works well, the interactions between them can cause issues at a larger scale in comparison to a proportionally smaller version of that same system.</w:t>
+        <w:t xml:space="preserve"> large systems can consist of millions of lines of code, multiple teams, and </w:t>
+      </w:r>
+      <w:proofErr w:type="gramStart"/>
+      <w:r>
+        <w:t>many</w:t>
+      </w:r>
+      <w:proofErr w:type="gramEnd"/>
+      <w:r>
+        <w:t xml:space="preserve"> components. As project size increases, complexity grows nonlinearly. Even if each component works well, the interactions between them can cause issues at a larger scale in comparison to a proportionally smaller version of that same system.</w:t>
       </w:r>
     </w:p>
     <w:p>
@@ -165,7 +189,15 @@
         </w:numPr>
       </w:pPr>
       <w:r>
-        <w:t xml:space="preserve">The core difference is that medical devices and their software are a lot </w:t>
+        <w:t xml:space="preserve">The core difference is that medical devices and their software are </w:t>
+      </w:r>
+      <w:proofErr w:type="gramStart"/>
+      <w:r>
+        <w:t>a lot</w:t>
+      </w:r>
+      <w:proofErr w:type="gramEnd"/>
+      <w:r>
+        <w:t xml:space="preserve"> </w:t>
       </w:r>
       <w:proofErr w:type="gramStart"/>
       <w:r>
@@ -232,7 +264,15 @@
       </w:r>
       <w:proofErr w:type="gramEnd"/>
       <w:r>
-        <w:t xml:space="preserve"> reducing testing. Removing critical payroll functions caused the system to be incomplete at launch, meaning it could not work in many </w:t>
+        <w:t xml:space="preserve"> reducing testing. Removing critical payroll functions caused the system to be incomplete at launch, meaning it could not work in </w:t>
+      </w:r>
+      <w:proofErr w:type="gramStart"/>
+      <w:r>
+        <w:t>many</w:t>
+      </w:r>
+      <w:proofErr w:type="gramEnd"/>
+      <w:r>
+        <w:t xml:space="preserve"> </w:t>
       </w:r>
       <w:proofErr w:type="gramStart"/>
       <w:r>
@@ -293,7 +333,15 @@
       </w:r>
       <w:proofErr w:type="gramEnd"/>
       <w:r>
-        <w:t xml:space="preserve"> poorly controlled systems, improper testing, lack of system boundaries, insufficient expertise in decision making, and toxic work culture. Furthermore, there were many systemic issues such as a failure of courts and oversight institutions, and suppression/manipulation of information.</w:t>
+        <w:t xml:space="preserve"> poorly controlled systems, improper testing, lack of system boundaries, insufficient </w:t>
+      </w:r>
+      <w:proofErr w:type="gramStart"/>
+      <w:r>
+        <w:t>expertise</w:t>
+      </w:r>
+      <w:proofErr w:type="gramEnd"/>
+      <w:r>
+        <w:t xml:space="preserve"> in decision making, and toxic work culture. Furthermore, there were many systemic issues such as a failure of courts and oversight institutions, and suppression/manipulation of information.</w:t>
       </w:r>
     </w:p>
     <w:sectPr>
@@ -1373,6 +1421,7 @@
   <w:style w:type="character" w:default="1" w:styleId="DefaultParagraphFont">
     <w:name w:val="Default Paragraph Font"/>
     <w:uiPriority w:val="1"/>
+    <w:semiHidden/>
     <w:unhideWhenUsed/>
   </w:style>
   <w:style w:type="table" w:default="1" w:styleId="TableNormal">
